--- a/transcripts/jim-rogers.docx
+++ b/transcripts/jim-rogers.docx
@@ -87,7 +87,42 @@
     </w:p>
     <w:p>
       <w:r>
-        <w:t xml:space="preserve">That's cool. Um, you know, one of the things that we talked about on over email was like education. Um, my mom was big on that and I figure I don't know how influenced you were by your parents, but I knew you went to Yale and Oxford and times have changed since then. Um there just recently my colleague commented about it sounds a little crazy to spend 100k on education for their uh newly 18year-old or 19year-old is thinking about going to college. What do you think about that tradeoff this this time with the world the way it is with the way AI is? Um yeah what do you think your thoughts? Well, I do know that university is good for people. Uh, it helps you grow up. It teaches you a bit about the world. Uh, yes, you do learn some things. You could learn those things going to the library, too. But the university exposes you to new people, new experiences, new ideas. I guess that's the best part of a university education is you meet new people, new ideas. you have new experiences, things that never would have happened to you at home. So that I am quite keen on university. I went to a couple of nice universities and I suggest that everybody should do it. It's the experience more than anything else. You can read all those books wherever you are, whenever you are, but it's the experiences of meeting new people, having new experiences. That's the best part. Yeah, I guess it was always about that. It just became more about that. And it's uh even more important these days to surround yourself with uh the right people. It's uh it's just interesting. Do you think a high pre a high Ivy League highost Ivy League education is is uh is is the same as maybe a lesser school with a lesser cost? Well, I mean, you can go to the state university in Mississippi or to Princeton. Uh, both will be good experiences for you, extremely good experiences for you. It's the experiences you have that are better than anything. Now, I don't know if the people at Princeton are better than the people at the University of Mississippi, but I certainly had a lot of fun at Yale, had a lot of fun at Oxford. Maybe I would have been I should have gone to University of Mississippi. It's the It's the experiences and the new the new life that's the best part of it.</w:t>
+        <w:t xml:space="preserve">That's cool.  Um, you know, one of the things that we talked about on over email was like education.  Um, my mom was big on that and I figure I don't know how influenced you were by your parents, but I knew you went to Yale and Oxford and times have changed since then.  Um there just recently my colleague commented about it sounds a little crazy to spend 100k on education for their uh newly 18year-old or 19year-old is thinking about going to college.</w:t>
+      </w:r>
+    </w:p>
+    <w:p>
+      <w:r>
+        <w:t xml:space="preserve">What do you think about that tradeoff this this time with the world the way it is with the way AI is?  Um yeah what do you think your thoughts?  Well, I do know that university is good for people.  Uh, it helps you grow up.</w:t>
+      </w:r>
+    </w:p>
+    <w:p>
+      <w:r>
+        <w:t xml:space="preserve">It teaches you a bit about the world.  Uh, yes, you do learn some things.  You could learn those things going to the library, too.  But the university exposes you to new people, new experiences, new ideas.</w:t>
+      </w:r>
+    </w:p>
+    <w:p>
+      <w:r>
+        <w:t xml:space="preserve">I guess that's the best part of a university education is you meet new people, new ideas.  you have new experiences, things that never would have happened to you at home.  So that I am quite keen on university.  I went to a couple of nice universities and I suggest that everybody should do it.</w:t>
+      </w:r>
+    </w:p>
+    <w:p>
+      <w:r>
+        <w:t xml:space="preserve">It's the experience more than anything else.  You can read all those books wherever you are, whenever you are, but it's the experiences of meeting new people, having new experiences.  That's the best part.  Yeah, I guess it was always about that.</w:t>
+      </w:r>
+    </w:p>
+    <w:p>
+      <w:r>
+        <w:t xml:space="preserve">It just became more about that.  And it's uh even more important these days to surround yourself with uh the right people.  It's uh it's just interesting.  Do you think a high pre a high Ivy League highost Ivy League education is is uh is is the same as maybe a lesser school with a lesser cost?</w:t>
+      </w:r>
+    </w:p>
+    <w:p>
+      <w:r>
+        <w:t xml:space="preserve">Well, I mean, you can go to the state university in Mississippi or to Princeton.  Uh, both will be good experiences for you, extremely good experiences for you.  It's the experiences you have that are better than anything.  Now, I don't know if the people at Princeton are better than the people at the University of Mississippi, but I certainly had a lot of fun at Yale, had a lot of fun at Oxford.</w:t>
+      </w:r>
+    </w:p>
+    <w:p>
+      <w:r>
+        <w:t xml:space="preserve">Maybe I would have been I should have gone to University of Mississippi.  It's the It's the experiences and the new the new life that's the best part of it.</w:t>
       </w:r>
     </w:p>
     <w:p>
@@ -97,22 +132,77 @@
     </w:p>
     <w:p>
       <w:r>
-        <w:t xml:space="preserve">Oh. Oh, you know, when I went to Yale, I was from the backwoods of Alabama. I didn't know anything. I I my phone number when I went to Yale was five. That's not a typo. Five. I didn't even know how to use dial telephones. So going to Yale, I learned how to use f telephones if nothing else. You know, it was a very good experience. Nobody had ever heard of me or Alabama where I was from. Nobody knew much of anything. But that was a great experience. Likewise at Oxford. I met new people and learned new new things. I learned new things just because they were new and different and they would they had different ideas about the world and that's the best part of it. And what do you foresee as like some things that have stayed the same from back then versus today in today's world? I I don't know. uh you must be keeping up with the rapid pace of AI and the use of it and people seem to be uh very concerned that their intelligence is being taken over by artificial means and uh it's concerning to them certain people anyways and some are not but uh what do you think has changed since that those times</w:t>
-      </w:r>
-    </w:p>
-    <w:p>
-      <w:r>
-        <w:t xml:space="preserve">you that's been going on throughout history I I mean, there was a time when the railroads caused great excitement and hysteria and terror. Electricity. Oh my gosh, electricity. You know, there was a time when people were terrified of electricity, telephones, everything. We'll see many new inventures, new I mean, I can remember when computers came along. We were all wildly excited. If you had a if you had a company and you had computer in your name and you were on Wall Street, your stock went up. Just because it said computer, nobody quite knew what you did matter because your stock was going straight up. So, it's always something new, something exciting. Right now, it's AI. And we're excited about AI. But I repeat, this has all happened before. And I hope we live long enough to see many many many more new exciting things.</w:t>
-      </w:r>
-    </w:p>
-    <w:p>
-      <w:r>
-        <w:t xml:space="preserve">That is such just a refreshing perspective. Um I think I I remember during the 998 times when the web first came out and uh you're right any company that had the word web or search or anything web related was just uh like that. and it seems like it's the same thing today. But for some of the younger people who don't have that perspective, uh it may be um new to them. And um I guess you're you're absolutely right about that and maybe you can uh give a little bit more perspective about the trends that you see today like uh investment wise uh how do you feel about the space and uh where do you see some of the the shifts happening?</w:t>
-      </w:r>
-    </w:p>
-    <w:p>
-      <w:r>
-        <w:t xml:space="preserve">Well, and I've been investing for a long time. I mean I have to pay my bills. Well, once I learned about investing, I thought it was very wonderful. It was great. I didn't know anything about them when I went to Wall Street the first time, but it very exciting for me. And it still is, you know, it's a place where you have to know about the world. And I came to realize that that was my passion in life is knowing what was happening in the world. So, for me, it's been a wonderful place. And they pay me. Oh my gosh, they pay me. you know, if you do it well, they pay you a lot of money. So, for me, investing is a wonderful way to spend your time. Um, when I was a student, I thought I was going to go to law school and medical school and everything. I was a confused kid like many other people. I discovered Wall Street and thank goodness I discovered it because otherwise I might be a lawyer in Atlanta or something right now. [laughter]</w:t>
+        <w:t xml:space="preserve">Oh.  Oh, you know, when I went to Yale, I was from the backwoods of Alabama.  I didn't know anything.  I I my phone number when I went to Yale was five.</w:t>
+      </w:r>
+    </w:p>
+    <w:p>
+      <w:r>
+        <w:t xml:space="preserve">That's not a typo.  Five.  I didn't even know how to use dial telephones.  So going to Yale, I learned how to use f telephones if nothing else.</w:t>
+      </w:r>
+    </w:p>
+    <w:p>
+      <w:r>
+        <w:t xml:space="preserve">You know, it was a very good experience.  Nobody had ever heard of me or Alabama where I was from.  Nobody knew much of anything.  But that was a great experience.</w:t>
+      </w:r>
+    </w:p>
+    <w:p>
+      <w:r>
+        <w:t xml:space="preserve">Likewise at Oxford.  I met new people and learned new new things.  I learned new things just because they were new and different and they would they had different ideas about the world and that's the best part of it.  And what do you foresee as like some things that have stayed the same from back then versus today in today's world?</w:t>
+      </w:r>
+    </w:p>
+    <w:p>
+      <w:r>
+        <w:t xml:space="preserve">I I don't know. uh you must be keeping up with the rapid pace of AI and the use of it and people seem to be uh very concerned that their intelligence is being taken over by artificial means and uh it's concerning to them certain people anyways and some are not but uh what do you think has changed since that those times</w:t>
+      </w:r>
+    </w:p>
+    <w:p>
+      <w:r>
+        <w:t xml:space="preserve">you that's been going on throughout history I I mean, there was a time when the railroads caused great excitement and hysteria and terror.  Electricity.  Oh my gosh, electricity.  You know, there was a time when people were terrified of electricity, telephones, everything.</w:t>
+      </w:r>
+    </w:p>
+    <w:p>
+      <w:r>
+        <w:t xml:space="preserve">We'll see many new inventures, new I mean, I can remember when computers came along.  We were all wildly excited.  If you had a if you had a company and you had computer in your name and you were on Wall Street, your stock went up.  Just because it said computer, nobody quite knew what you did matter because your stock was going straight up.</w:t>
+      </w:r>
+    </w:p>
+    <w:p>
+      <w:r>
+        <w:t xml:space="preserve">So, it's always something new, something exciting.  Right now, it's AI.  And we're excited about AI.  But I repeat, this has all happened before.</w:t>
+      </w:r>
+    </w:p>
+    <w:p>
+      <w:r>
+        <w:t xml:space="preserve">And I hope we live long enough to see many many many more new exciting things.</w:t>
+      </w:r>
+    </w:p>
+    <w:p>
+      <w:r>
+        <w:t xml:space="preserve">That is such just a refreshing perspective.  Um I think I I remember during the 998 times when the web first came out and uh you're right any company that had the word web or search or anything web related was just uh like that.  and it seems like it's the same thing today.  But for some of the younger people who don't have that perspective, uh it may be um new to them.</w:t>
+      </w:r>
+    </w:p>
+    <w:p>
+      <w:r>
+        <w:t xml:space="preserve">And um I guess you're you're absolutely right about that and maybe you can uh give a little bit more perspective about the trends that you see today like uh investment wise uh how do you feel about the space and uh where do you see some of the the shifts happening?</w:t>
+      </w:r>
+    </w:p>
+    <w:p>
+      <w:r>
+        <w:t xml:space="preserve">Well, and I've been investing for a long time.  I mean I have to pay my bills.  Well, once I learned about investing, I thought it was very wonderful.  It was great.</w:t>
+      </w:r>
+    </w:p>
+    <w:p>
+      <w:r>
+        <w:t xml:space="preserve">I didn't know anything about them when I went to Wall Street the first time, but it very exciting for me.  And it still is, you know, it's a place where you have to know about the world.  And I came to realize that that was my passion in life is knowing what was happening in the world.  So, for me, it's been a wonderful place.</w:t>
+      </w:r>
+    </w:p>
+    <w:p>
+      <w:r>
+        <w:t xml:space="preserve">And they pay me.  Oh my gosh, they pay me.  you know, if you do it well, they pay you a lot of money.  So, for me, investing is a wonderful way to spend your time.</w:t>
+      </w:r>
+    </w:p>
+    <w:p>
+      <w:r>
+        <w:t xml:space="preserve">Um, when I was a student, I thought I was going to go to law school and medical school and everything.  I was a confused kid like many other people.  I discovered Wall Street and thank goodness I discovered it because otherwise I might be a lawyer in Atlanta or something right now. [laughter]</w:t>
       </w:r>
     </w:p>
     <w:p>
@@ -132,7 +222,12 @@
     </w:p>
     <w:p>
       <w:r>
-        <w:t xml:space="preserve">No, no. I I they got it yellow and I specifically got yellow because part of the plan was to drive around the world and I knew that there were very few yellow cars in the world and I knew that they would be distinctive and it might save my life, you know, because I knew that wherever I was, people would say, "Look at that yellow car." And that means, you know, if the bandits were coming, everybody would be watching. So, I hoped it would save my life. I'm still alive, so maybe it did. And I mean, what were you thinking on that day in n I I believe it was 1999 that you you took off um you guys and in in that car with the little trailer on the back. How what was the feeling like that day? And um I guess did you think that you would have made it all the way through 116 countries and uh I countless number of miles.</w:t>
+        <w:t xml:space="preserve">No, no.  I I they got it yellow and I specifically got yellow because part of the plan was to drive around the world and I knew that there were very few yellow cars in the world and I knew that they would be distinctive and it might save my life, you know, because I knew that wherever I was, people would say, "Look at that yellow car. " And that means, you know, if the bandits were coming, everybody would be watching.  So, I hoped it would save my life.</w:t>
+      </w:r>
+    </w:p>
+    <w:p>
+      <w:r>
+        <w:t xml:space="preserve">I'm still alive, so maybe it did.  And I mean, what were you thinking on that day in n I I believe it was 1999 that you you took off um you guys and in in that car with the little trailer on the back.  How what was the feeling like that day?  And um I guess did you think that you would have made it all the way through 116 countries and uh I countless number of miles.</w:t>
       </w:r>
     </w:p>
     <w:p>
@@ -157,7 +252,27 @@
     </w:p>
     <w:p>
       <w:r>
-        <w:t xml:space="preserve">Okay. Yeah, it uh it's it's a it's a trip of a lifetime, I'd say. And um where did you stay? What was the one of the most fun places that you stayed? And what were some of the places that you said, "Yeah, you know what? I'm going to try and speed through this place." Well, I mean, we we all I always wanted to stay in a hotel. I mean, sometimes the best hotel in town was a a shed. It was not always very nice, but you know, we sometimes had to camp in the Sahara Desert. There no hotels, so we slept in the in the sand. You know, the stars at night in the Sahara Desert are glorious. If you're ever there, be sure to spend the night. that started at night and it saw like nothing else. But everything I mean you know no matter where I was it didn't matter whether it was Tokyo or London everything was exciting and new and different for me and I was from a small town in Alabama so everything was exciting to me. Yeah, it uh that that must have been opened up your eyes to the world and you wrote books after that and some even before that. Um the book my gift to my children I actually read uh as a young man and I actually gave that to my daughter when she turned just around nine or 10. Um</w:t>
+        <w:t xml:space="preserve">Okay.  Yeah, it uh it's it's a it's a trip of a lifetime, I'd say.  And um where did you stay?  What was the one of the most fun places that you stayed?</w:t>
+      </w:r>
+    </w:p>
+    <w:p>
+      <w:r>
+        <w:t xml:space="preserve">And what were some of the places that you said, "Yeah, you know what?  I'm going to try and speed through this place. " Well, I mean, we we all I always wanted to stay in a hotel.  I mean, sometimes the best hotel in town was a a shed.</w:t>
+      </w:r>
+    </w:p>
+    <w:p>
+      <w:r>
+        <w:t xml:space="preserve">It was not always very nice, but you know, we sometimes had to camp in the Sahara Desert.  There no hotels, so we slept in the in the sand.  You know, the stars at night in the Sahara Desert are glorious.  If you're ever there, be sure to spend the night.</w:t>
+      </w:r>
+    </w:p>
+    <w:p>
+      <w:r>
+        <w:t xml:space="preserve">that started at night and it saw like nothing else.  But everything I mean you know no matter where I was it didn't matter whether it was Tokyo or London everything was exciting and new and different for me and I was from a small town in Alabama so everything was exciting to me.  Yeah, it uh that that must have been opened up your eyes to the world and you wrote books after that and some even before that.  Um the book my gift to my children I actually read uh as a young man and I actually gave that to my daughter when she turned just around nine or 10.</w:t>
+      </w:r>
+    </w:p>
+    <w:p>
+      <w:r>
+        <w:t xml:space="preserve">Um</w:t>
       </w:r>
     </w:p>
     <w:p>
@@ -167,7 +282,12 @@
     </w:p>
     <w:p>
       <w:r>
-        <w:t xml:space="preserve">Well, I I wrote the book because [sighs] I had never been a father before and I knew that I wanted there were things I wanted to try to tell my children, teach my children. Uh the problem is no matter what you teach your children, you know, you know, if every parent alive knows that their children are very smart kids, they think they're very smart, but anything you can teach them is good experience, especially as experience. So I had the idea that I was going to try to teach my kids as much about life as I could. But as I have learned, you can never teach your children as much about life as you. They need to know because they have to learn it on their own. They have to make their own mistakes.</w:t>
+        <w:t xml:space="preserve">Well, I I wrote the book because [sighs] I had never been a father before and I knew that I wanted there were things I wanted to try to tell my children, teach my children.  Uh the problem is no matter what you teach your children, you know, you know, if every parent alive knows that their children are very smart kids, they think they're very smart, but anything you can teach them is good experience, especially as experience.  So I had the idea that I was going to try to teach my kids as much about life as I could.  But as I have learned, you can never teach your children as much about life as you.</w:t>
+      </w:r>
+    </w:p>
+    <w:p>
+      <w:r>
+        <w:t xml:space="preserve">They need to know because they have to learn it on their own.  They have to make their own mistakes.</w:t>
       </w:r>
     </w:p>
     <w:p>
@@ -192,17 +312,62 @@
     </w:p>
     <w:p>
       <w:r>
-        <w:t xml:space="preserve">Well, Johan, history is pretty clear. If you're in country X in 1500 or country Y in 1900, they're different countries, but the people learn. Ambitious people and smart people learn. They have to work hard. They have to do the right thing if they're going to be successful. Everybody learns that. It doesn't matter where you are. It doesn't matter how old you are, but everybody eventually learns that. And that was the that's what distinguishes successful people from unsuccessful people. I wish it were easy. I wish all I had to do was read a book. I wish all I had to do was go to school. Doesn't work that way.</w:t>
-      </w:r>
-    </w:p>
-    <w:p>
-      <w:r>
-        <w:t xml:space="preserve">Yeah. I guess there's a certain point in a person's life where they they realize that they're they're they are their own best chance at being successful. Yes, many people never quite get that, but the pretty successful people of course figure that out. Doesn't matter whether they're whatever it is, if they're an entrepreneur or an academic, whatever they are, they realize they have to do it themselves and they get on with it. I wish it were easy. I wish all I had to do was read a book or take a course. My experience is it doesn't work that way. having traveled to all those countries and seeing and I don't know if you keep up to date with things. You probably have better things to do with your time. Uh you may not but you and you may be totally plugged in. Um how have the demographics changed and if you were to do that trip um what would you think it would teach you and where would you go?</w:t>
-      </w:r>
-    </w:p>
-    <w:p>
-      <w:r>
-        <w:t xml:space="preserve">Where would I go? Go around the world. Doesn't matter where I would go, Johan. You're going to learn something. Whether you drive through Siberia or Africa or Germany, you're going to learn something. You know, it doesn't matter what you do, where you are if you if you do it. Beauty of traveling on around the world is you're close to the ground and so you have to have lots of experiences and that's going to teach you a lot. Maybe you've never drank beer before, but if you're in Germany, you're going to learn to drink beer and you're going to meet a lot of Germans and you're going to learn something. But that doesn't it could that could be China. I could say that about Brazil. I could say that about many places. The experience of meeting people, being with people, learning how they think, and you're going to realize, oh my gosh, that's very different. For them, it's not different. It's just cuz you you came from a small town nowhere. So, you never saw a Chinese before. So, all of this is educational, eyeopening, and but it'll certainly teach you, taught me. Anyway,</w:t>
+        <w:t xml:space="preserve">Well, Johan, history is pretty clear.  If you're in country X in 1500 or country Y in 1900, they're different countries, but the people learn.  Ambitious people and smart people learn.  They have to work hard.</w:t>
+      </w:r>
+    </w:p>
+    <w:p>
+      <w:r>
+        <w:t xml:space="preserve">They have to do the right thing if they're going to be successful.  Everybody learns that.  It doesn't matter where you are.  It doesn't matter how old you are, but everybody eventually learns that.</w:t>
+      </w:r>
+    </w:p>
+    <w:p>
+      <w:r>
+        <w:t xml:space="preserve">And that was the that's what distinguishes successful people from unsuccessful people.  I wish it were easy.  I wish all I had to do was read a book.  I wish all I had to do was go to school.</w:t>
+      </w:r>
+    </w:p>
+    <w:p>
+      <w:r>
+        <w:t xml:space="preserve">Doesn't work that way.</w:t>
+      </w:r>
+    </w:p>
+    <w:p>
+      <w:r>
+        <w:t xml:space="preserve">Yeah.  I guess there's a certain point in a person's life where they they realize that they're they're they are their own best chance at being successful.  Yes, many people never quite get that, but the pretty successful people of course figure that out.  Doesn't matter whether they're whatever it is, if they're an entrepreneur or an academic, whatever they are, they realize they have to do it themselves and they get on with it.</w:t>
+      </w:r>
+    </w:p>
+    <w:p>
+      <w:r>
+        <w:t xml:space="preserve">I wish it were easy.  I wish all I had to do was read a book or take a course.  My experience is it doesn't work that way.  having traveled to all those countries and seeing and I don't know if you keep up to date with things.</w:t>
+      </w:r>
+    </w:p>
+    <w:p>
+      <w:r>
+        <w:t xml:space="preserve">You probably have better things to do with your time.  Uh you may not but you and you may be totally plugged in.  Um how have the demographics changed and if you were to do that trip um what would you think it would teach you and where would you go?</w:t>
+      </w:r>
+    </w:p>
+    <w:p>
+      <w:r>
+        <w:t xml:space="preserve">Where would I go?  Go around the world.  Doesn't matter where I would go, Johan.  You're going to learn something.</w:t>
+      </w:r>
+    </w:p>
+    <w:p>
+      <w:r>
+        <w:t xml:space="preserve">Whether you drive through Siberia or Africa or Germany, you're going to learn something.  You know, it doesn't matter what you do, where you are if you if you do it.  Beauty of traveling on around the world is you're close to the ground and so you have to have lots of experiences and that's going to teach you a lot.  Maybe you've never drank beer before, but if you're in Germany, you're going to learn to drink beer and you're going to meet a lot of Germans and you're going to learn something.</w:t>
+      </w:r>
+    </w:p>
+    <w:p>
+      <w:r>
+        <w:t xml:space="preserve">But that doesn't it could that could be China.  I could say that about Brazil.  I could say that about many places.  The experience of meeting people, being with people, learning how they think, and you're going to realize, oh my gosh, that's very different.</w:t>
+      </w:r>
+    </w:p>
+    <w:p>
+      <w:r>
+        <w:t xml:space="preserve">For them, it's not different.  It's just cuz you you came from a small town nowhere.  So, you never saw a Chinese before.  So, all of this is educational, eyeopening, and but it'll certainly teach you, taught me.</w:t>
+      </w:r>
+    </w:p>
+    <w:p>
+      <w:r>
+        <w:t xml:space="preserve">Anyway,</w:t>
       </w:r>
     </w:p>
     <w:p>
@@ -212,22 +377,87 @@
     </w:p>
     <w:p>
       <w:r>
-        <w:t xml:space="preserve">Well, [sighs and gasps] I've been to Canada often. I've driven across Canada a few times. I've always been impressed. I've always had fun in Canada. There always new experiences, new people. I don't know if it's the same GVP as Alabama or Germany. Doesn't matter. But Canada is an extremely interesting. I mean, you're lucky in some ways to be from Canada because it's going to teach you a lot about the world. Going to teach you a lot about North America. going to teach you a lot about the United States if you're from Canada because you can see it through different eyes. No, Canada has a great history, great story, and I presume a great future. Nice. That's a that's a that's a wonderful perspective. I I I really like that a lot. Um, what do you see as some of the opportunities today for young people to capitalize on in general?</w:t>
-      </w:r>
-    </w:p>
-    <w:p>
-      <w:r>
-        <w:t xml:space="preserve">The main opportunity for everybody is what they love. I mean, I can sit here and tell you, "Oh my gosh, you should be a baseball player." But if you don't like baseball, don't don't don't listen to me or anybody else. The most important thing to learn is what you love. And it's hard sometime to figure out what you love the most. But young people should figure out what they love the most. And they should pursue that. And it doesn't matter what it is. If you want to be a farmer, be a farmer. I mean, if that's what you love, you're going to be successful and excited and have a good life. If I tell you to be a lawyer and you really want to be a farmer, please be a farmer cuz that will be exact. And even if you're not rich and famous, doesn't matter because you'll be happy. Doesn't matter if you're rich or famous, you'll be happy. And that's the most important.</w:t>
-      </w:r>
-    </w:p>
-    <w:p>
-      <w:r>
-        <w:t xml:space="preserve">I believe I heard a world leader few weeks ago say something similar. More people need to find their vocation. Does that resonate with the same message? Like a vocation is something that you love. I believe um I looked it up and it it sounds like the same thing. Well, I don't know who you heard, but I'm telling you the most important thing that anybody can do is to figure out what they love and pursue it. It does not matter what it is. If your parents say, "Oh my god, I don't want you to be a gardener, but you love gardening." Please be a gardener. Be a gardener. You'll be the most successful gardener in town and happy even if you're not successful. The most important thing, young, and I want to say it over and over, the most important thing is to figure out what you really love. And please pursue that. Don't listen to me or other people. Pursue what you really love. Some people grow up a little confused. Some people grow up a little misguided. How does one what are some strategies to figure out what you love from from early on? Um, I think you know what I mean here, but also [clears throat] what do you feel about maybe the experience of going to school would help with that.</w:t>
-      </w:r>
-    </w:p>
-    <w:p>
-      <w:r>
-        <w:t xml:space="preserve">Well, I wish I could tell you how to figure out what you love. I found it by accident. You know, I thought I was going to go to law school and be a lawyer. Thank goodness I stumbled onto Wall Street, but it was purely an accident. I got a summer job there because I happened to like the guy and fell in love with Wall Street because it was a place they would pay me to know what was going on in the world. But I, like many young people, didn't know enough about myself or the world to know what to do. So I I don't know how to tell people to figure it out or to learn it, but the most important thing to anybody is to figure out what you love the most. And please pursue it. Pursue it. Pursue it. And if you want to be a gardener, don't listen to people tell you not to be a gardener. For goodness sakes, be a gardener. You're going to be successful and you're going to be happy.</w:t>
+        <w:t xml:space="preserve">Well, [sighs and gasps] I've been to Canada often.  I've driven across Canada a few times.  I've always been impressed.  I've always had fun in Canada.</w:t>
+      </w:r>
+    </w:p>
+    <w:p>
+      <w:r>
+        <w:t xml:space="preserve">There always new experiences, new people.  I don't know if it's the same GVP as Alabama or Germany.  Doesn't matter.  But Canada is an extremely interesting.</w:t>
+      </w:r>
+    </w:p>
+    <w:p>
+      <w:r>
+        <w:t xml:space="preserve">I mean, you're lucky in some ways to be from Canada because it's going to teach you a lot about the world.  Going to teach you a lot about North America.  going to teach you a lot about the United States if you're from Canada because you can see it through different eyes.  No, Canada has a great history, great story, and I presume a great future.</w:t>
+      </w:r>
+    </w:p>
+    <w:p>
+      <w:r>
+        <w:t xml:space="preserve">Nice.  That's a that's a that's a wonderful perspective.  I I I really like that a lot.  Um, what do you see as some of the opportunities today for young people to capitalize on in general?</w:t>
+      </w:r>
+    </w:p>
+    <w:p>
+      <w:r>
+        <w:t xml:space="preserve">The main opportunity for everybody is what they love.  I mean, I can sit here and tell you, "Oh my gosh, you should be a baseball player. " But if you don't like baseball, don't don't don't listen to me or anybody else.  The most important thing to learn is what you love.</w:t>
+      </w:r>
+    </w:p>
+    <w:p>
+      <w:r>
+        <w:t xml:space="preserve">And it's hard sometime to figure out what you love the most.  But young people should figure out what they love the most.  And they should pursue that.  And it doesn't matter what it is.</w:t>
+      </w:r>
+    </w:p>
+    <w:p>
+      <w:r>
+        <w:t xml:space="preserve">If you want to be a farmer, be a farmer.  I mean, if that's what you love, you're going to be successful and excited and have a good life.  If I tell you to be a lawyer and you really want to be a farmer, please be a farmer cuz that will be exact.  And even if you're not rich and famous, doesn't matter because you'll be happy.</w:t>
+      </w:r>
+    </w:p>
+    <w:p>
+      <w:r>
+        <w:t xml:space="preserve">Doesn't matter if you're rich or famous, you'll be happy.  And that's the most important.</w:t>
+      </w:r>
+    </w:p>
+    <w:p>
+      <w:r>
+        <w:t xml:space="preserve">I believe I heard a world leader few weeks ago say something similar.  More people need to find their vocation.  Does that resonate with the same message?  Like a vocation is something that you love.</w:t>
+      </w:r>
+    </w:p>
+    <w:p>
+      <w:r>
+        <w:t xml:space="preserve">I believe um I looked it up and it it sounds like the same thing.  Well, I don't know who you heard, but I'm telling you the most important thing that anybody can do is to figure out what they love and pursue it.  It does not matter what it is.  If your parents say, "Oh my god, I don't want you to be a gardener, but you love gardening.</w:t>
+      </w:r>
+    </w:p>
+    <w:p>
+      <w:r>
+        <w:t xml:space="preserve">" Please be a gardener.  Be a gardener.  You'll be the most successful gardener in town and happy even if you're not successful.  The most important thing, young, and I want to say it over and over, the most important thing is to figure out what you really love.</w:t>
+      </w:r>
+    </w:p>
+    <w:p>
+      <w:r>
+        <w:t xml:space="preserve">And please pursue that.  Don't listen to me or other people.  Pursue what you really love.  Some people grow up a little confused.</w:t>
+      </w:r>
+    </w:p>
+    <w:p>
+      <w:r>
+        <w:t xml:space="preserve">Some people grow up a little misguided.  How does one what are some strategies to figure out what you love from from early on?  Um, I think you know what I mean here, but also [clears throat] what do you feel about maybe the experience of going to school would help with that.</w:t>
+      </w:r>
+    </w:p>
+    <w:p>
+      <w:r>
+        <w:t xml:space="preserve">Well, I wish I could tell you how to figure out what you love.  I found it by accident.  You know, I thought I was going to go to law school and be a lawyer.  Thank goodness I stumbled onto Wall Street, but it was purely an accident.</w:t>
+      </w:r>
+    </w:p>
+    <w:p>
+      <w:r>
+        <w:t xml:space="preserve">I got a summer job there because I happened to like the guy and fell in love with Wall Street because it was a place they would pay me to know what was going on in the world.  But I, like many young people, didn't know enough about myself or the world to know what to do.  So I I don't know how to tell people to figure it out or to learn it, but the most important thing to anybody is to figure out what you love the most.  And please pursue it.</w:t>
+      </w:r>
+    </w:p>
+    <w:p>
+      <w:r>
+        <w:t xml:space="preserve">Pursue it.  Pursue it.  And if you want to be a gardener, don't listen to people tell you not to be a gardener.  For goodness sakes, be a gardener.</w:t>
+      </w:r>
+    </w:p>
+    <w:p>
+      <w:r>
+        <w:t xml:space="preserve">You're going to be successful and you're going to be happy.</w:t>
       </w:r>
     </w:p>
     <w:p>
@@ -292,7 +522,17 @@
     </w:p>
     <w:p>
       <w:r>
-        <w:t xml:space="preserve">What excites you these days? my kids more than anything else. But no, I still am very keen on the world. I love going new places. I love going old places. I mean, you know, I'm going to England again next month. I've been to England many times, but it's still exciting and interesting. Seeing the world is for me the best way to live. Now, maybe that's cuz I'm from a small town where my phone number was five. Maybe that's it, you know. But what for whatever reason, seeing the world for me is still the best thrill. Even if I'd been there before, seeing it again, whatever [clears throat] it is, is a thrill.</w:t>
+        <w:t xml:space="preserve">What excites you these days?  my kids more than anything else.  But no, I still am very keen on the world.  I love going new places.</w:t>
+      </w:r>
+    </w:p>
+    <w:p>
+      <w:r>
+        <w:t xml:space="preserve">I love going old places.  I mean, you know, I'm going to England again next month.  I've been to England many times, but it's still exciting and interesting.  Seeing the world is for me the best way to live.</w:t>
+      </w:r>
+    </w:p>
+    <w:p>
+      <w:r>
+        <w:t xml:space="preserve">Now, maybe that's cuz I'm from a small town where my phone number was five.  Maybe that's it, you know.  But what for whatever reason, seeing the world for me is still the best thrill.  Even if I'd been there before, seeing it again, whatever [clears throat] it is, is a thrill.</w:t>
       </w:r>
     </w:p>
     <w:p>
@@ -312,7 +552,17 @@
     </w:p>
     <w:p>
       <w:r>
-        <w:t xml:space="preserve">Well, Johan, I hope you're going to help all of us learn what's happening and what's going on in the world. We all need to know about the world. We all need to know about reality. That's the most important thing. We can read the newspaper or watch the TV or something, but the most important thing is to know what's really happening and what it means. Not just what's happening, but what it means. And that's the hard part. I hope you can help educate all of us. And before we go, do you have any insights on into where you would keep an eye out for signals so that maybe some of my listeners can say, "Hey, you know, uh, these are some signals."</w:t>
+        <w:t xml:space="preserve">Well, Johan, I hope you're going to help all of us learn what's happening and what's going on in the world.  We all need to know about the world.  We all need to know about reality.  That's the most important thing.</w:t>
+      </w:r>
+    </w:p>
+    <w:p>
+      <w:r>
+        <w:t xml:space="preserve">We can read the newspaper or watch the TV or something, but the most important thing is to know what's really happening and what it means.  Not just what's happening, but what it means.  And that's the hard part.  I hope you can help educate all of us.</w:t>
+      </w:r>
+    </w:p>
+    <w:p>
+      <w:r>
+        <w:t xml:space="preserve">And before we go, do you have any insights on into where you would keep an eye out for signals so that maybe some of my listeners can say, "Hey, you know, uh, these are some signals.</w:t>
       </w:r>
     </w:p>
     <w:p>
